--- a/QTQLĐT&HTQT03/QTQLĐT&HTQT03BM45.docx
+++ b/QTQLĐT&HTQT03/QTQLĐT&HTQT03BM45.docx
@@ -1,8 +1,1141 @@
 
 <file path=word/document.xml><?xml version="1.0" encoding="utf-8"?>
-<w:document xmlns:wpc="http://schemas.microsoft.com/office/word/2010/wordprocessingCanvas" xmlns:cx="http://schemas.microsoft.com/office/drawing/2014/chartex" xmlns:cx1="http://schemas.microsoft.com/office/drawing/2015/9/8/chartex" xmlns:cx2="http://schemas.microsoft.com/office/drawing/2015/10/21/chartex" xmlns:cx3="http://schemas.microsoft.com/office/drawing/2016/5/9/chartex" xmlns:cx4="http://schemas.microsoft.com/office/drawing/2016/5/10/chartex" xmlns:cx5="http://schemas.microsoft.com/office/drawing/2016/5/11/chartex" xmlns:cx6="http://schemas.microsoft.com/office/drawing/2016/5/12/chartex" xmlns:cx7="http://schemas.microsoft.com/office/drawing/2016/5/13/chartex" xmlns:cx8="http://schemas.microsoft.com/office/drawing/2016/5/14/chartex" xmlns:mc="http://schemas.openxmlformats.org/markup-compatibility/2006" xmlns:aink="http://schemas.microsoft.com/office/drawing/2016/ink" xmlns:am3d="http://schemas.microsoft.com/office/drawing/2017/model3d" xmlns:o="urn:schemas-microsoft-com:office:office" xmlns:oel="http://schemas.microsoft.com/office/2019/extlst" xmlns:r="http://schemas.openxmlformats.org/officeDocument/2006/relationships" xmlns:m="http://schemas.openxmlformats.org/officeDocument/2006/math" xmlns:v="urn:schemas-microsoft-com:vml" xmlns:wp14="http://schemas.microsoft.com/office/word/2010/wordprocessingDrawing" xmlns:wp="http://schemas.openxmlformats.org/drawingml/2006/wordprocessingDrawing" xmlns:w10="urn:schemas-microsoft-com:office:word" xmlns:w="http://schemas.openxmlformats.org/wordprocessingml/2006/main" xmlns:w14="http://schemas.microsoft.com/office/word/2010/wordml" xmlns:w15="http://schemas.microsoft.com/office/word/2012/wordml" xmlns:w16cex="http://schemas.microsoft.com/office/word/2018/wordml/cex" xmlns:w16cid="http://schemas.microsoft.com/office/word/2016/wordml/cid" xmlns:w16="http://schemas.microsoft.com/office/word/2018/wordml" xmlns:w16sdtdh="http://schemas.microsoft.com/office/word/2020/wordml/sdtdatahash" xmlns:w16se="http://schemas.microsoft.com/office/word/2015/wordml/symex" xmlns:wpg="http://schemas.microsoft.com/office/word/2010/wordprocessingGroup" xmlns:wpi="http://schemas.microsoft.com/office/word/2010/wordprocessingInk" xmlns:wne="http://schemas.microsoft.com/office/word/2006/wordml" xmlns:wps="http://schemas.microsoft.com/office/word/2010/wordprocessingShape" mc:Ignorable="w14 w15 w16se w16cid w16 w16cex w16sdtdh wp14">
+<w:document xmlns:wpc="http://schemas.microsoft.com/office/word/2010/wordprocessingCanvas" xmlns:cx="http://schemas.microsoft.com/office/drawing/2014/chartex" xmlns:cx1="http://schemas.microsoft.com/office/drawing/2015/9/8/chartex" xmlns:cx2="http://schemas.microsoft.com/office/drawing/2015/10/21/chartex" xmlns:cx3="http://schemas.microsoft.com/office/drawing/2016/5/9/chartex" xmlns:cx4="http://schemas.microsoft.com/office/drawing/2016/5/10/chartex" xmlns:cx5="http://schemas.microsoft.com/office/drawing/2016/5/11/chartex" xmlns:cx6="http://schemas.microsoft.com/office/drawing/2016/5/12/chartex" xmlns:cx7="http://schemas.microsoft.com/office/drawing/2016/5/13/chartex" xmlns:cx8="http://schemas.microsoft.com/office/drawing/2016/5/14/chartex" xmlns:mc="http://schemas.openxmlformats.org/markup-compatibility/2006" xmlns:aink="http://schemas.microsoft.com/office/drawing/2016/ink" xmlns:am3d="http://schemas.microsoft.com/office/drawing/2017/model3d" xmlns:o="urn:schemas-microsoft-com:office:office" xmlns:oel="http://schemas.microsoft.com/office/2019/extlst" xmlns:r="http://schemas.openxmlformats.org/officeDocument/2006/relationships" xmlns:m="http://schemas.openxmlformats.org/officeDocument/2006/math" xmlns:v="urn:schemas-microsoft-com:vml" xmlns:wp14="http://schemas.microsoft.com/office/word/2010/wordprocessingDrawing" xmlns:wp="http://schemas.openxmlformats.org/drawingml/2006/wordprocessingDrawing" xmlns:w10="urn:schemas-microsoft-com:office:word" xmlns:w="http://schemas.openxmlformats.org/wordprocessingml/2006/main" xmlns:w14="http://schemas.microsoft.com/office/word/2010/wordml" xmlns:w15="http://schemas.microsoft.com/office/word/2012/wordml" xmlns:w16cex="http://schemas.microsoft.com/office/word/2018/wordml/cex" xmlns:w16cid="http://schemas.microsoft.com/office/word/2016/wordml/cid" xmlns:w16="http://schemas.microsoft.com/office/word/2018/wordml" xmlns:w16du="http://schemas.microsoft.com/office/word/2023/wordml/word16du" xmlns:w16sdtdh="http://schemas.microsoft.com/office/word/2020/wordml/sdtdatahash" xmlns:w16sdtfl="http://schemas.microsoft.com/office/word/2024/wordml/sdtformatlock" xmlns:w16se="http://schemas.microsoft.com/office/word/2015/wordml/symex" xmlns:wpg="http://schemas.microsoft.com/office/word/2010/wordprocessingGroup" xmlns:wpi="http://schemas.microsoft.com/office/word/2010/wordprocessingInk" xmlns:wne="http://schemas.microsoft.com/office/word/2006/wordml" xmlns:wps="http://schemas.microsoft.com/office/word/2010/wordprocessingShape" mc:Ignorable="w14 w15 w16se w16cid w16 w16cex w16sdtdh w16sdtfl w16du wp14">
   <w:body>
-    <w:p/>
+    <w:p>
+      <w:pPr>
+        <w:shd w:val="clear" w:color="auto" w:fill="FFFFFF" w:themeFill="background1"/>
+        <w:spacing w:after="120"/>
+        <w:jc w:val="center"/>
+        <w:rPr>
+          <w:b/>
+          <w:bCs/>
+          <w:color w:val="000000" w:themeColor="text1"/>
+          <w:sz w:val="26"/>
+          <w:szCs w:val="26"/>
+        </w:rPr>
+      </w:pPr>
+      <w:r>
+        <w:rPr>
+          <w:rFonts w:eastAsiaTheme="majorEastAsia"/>
+          <w:b/>
+          <w:bCs/>
+          <w:color w:val="000000" w:themeColor="text1"/>
+          <w:sz w:val="26"/>
+          <w:szCs w:val="26"/>
+        </w:rPr>
+        <w:t>CỘNG HÒA XÃ HỘI CHỦ NGHĨA VIỆT NAM</w:t>
+      </w:r>
+      <w:r>
+        <w:rPr>
+          <w:b/>
+          <w:bCs/>
+          <w:color w:val="000000" w:themeColor="text1"/>
+          <w:sz w:val="26"/>
+          <w:szCs w:val="26"/>
+        </w:rPr>
+        <w:br/>
+      </w:r>
+      <w:r>
+        <w:rPr>
+          <w:rFonts w:eastAsiaTheme="majorEastAsia"/>
+          <w:b/>
+          <w:bCs/>
+          <w:color w:val="000000" w:themeColor="text1"/>
+          <w:sz w:val="26"/>
+          <w:szCs w:val="26"/>
+        </w:rPr>
+        <w:t>Độc lập - Tự do - Hạnh phúc</w:t>
+      </w:r>
+    </w:p>
+    <w:p>
+      <w:pPr>
+        <w:shd w:val="clear" w:color="auto" w:fill="FFFFFF" w:themeFill="background1"/>
+        <w:spacing w:after="120"/>
+        <w:jc w:val="center"/>
+        <w:rPr>
+          <w:color w:val="000000" w:themeColor="text1"/>
+          <w:sz w:val="26"/>
+          <w:szCs w:val="26"/>
+        </w:rPr>
+      </w:pPr>
+      <w:r>
+        <w:rPr>
+          <w:rFonts w:eastAsiaTheme="majorEastAsia"/>
+          <w:b/>
+          <w:bCs/>
+          <w:color w:val="000000" w:themeColor="text1"/>
+          <w:sz w:val="26"/>
+          <w:szCs w:val="26"/>
+        </w:rPr>
+        <w:t>BÁO CÁO KẾT QUẢ SAU KHÓA HỌC/ĐÀO TẠO Ở NƯỚC NGOÀI</w:t>
+      </w:r>
+    </w:p>
+    <w:p>
+      <w:pPr>
+        <w:pStyle w:val="ListParagraph"/>
+        <w:numPr>
+          <w:ilvl w:val="0"/>
+          <w:numId w:val="5"/>
+        </w:numPr>
+        <w:shd w:val="clear" w:color="auto" w:fill="FFFFFF" w:themeFill="background1"/>
+        <w:spacing w:after="0"/>
+        <w:rPr>
+          <w:color w:val="000000" w:themeColor="text1"/>
+          <w:sz w:val="26"/>
+          <w:szCs w:val="26"/>
+        </w:rPr>
+      </w:pPr>
+      <w:r>
+        <w:rPr>
+          <w:rFonts w:eastAsiaTheme="majorEastAsia"/>
+          <w:b/>
+          <w:bCs/>
+          <w:color w:val="000000" w:themeColor="text1"/>
+          <w:sz w:val="26"/>
+          <w:szCs w:val="26"/>
+        </w:rPr>
+        <w:t>Kính gửi:</w:t>
+      </w:r>
+      <w:r>
+        <w:rPr>
+          <w:b/>
+          <w:bCs/>
+          <w:color w:val="000000" w:themeColor="text1"/>
+          <w:sz w:val="26"/>
+          <w:szCs w:val="26"/>
+        </w:rPr>
+        <w:t xml:space="preserve"> </w:t>
+      </w:r>
+      <w:r>
+        <w:rPr>
+          <w:color w:val="000000" w:themeColor="text1"/>
+          <w:sz w:val="26"/>
+          <w:szCs w:val="26"/>
+        </w:rPr>
+        <w:t>Ban Giám đốc bệnh viện Phụ sản Trung ương</w:t>
+      </w:r>
+    </w:p>
+    <w:p>
+      <w:pPr>
+        <w:pStyle w:val="ListParagraph"/>
+        <w:shd w:val="clear" w:color="auto" w:fill="FFFFFF" w:themeFill="background1"/>
+        <w:spacing w:after="0"/>
+        <w:ind w:left="1701"/>
+        <w:rPr>
+          <w:color w:val="000000" w:themeColor="text1"/>
+          <w:sz w:val="26"/>
+          <w:szCs w:val="26"/>
+        </w:rPr>
+      </w:pPr>
+      <w:r>
+        <w:rPr>
+          <w:b/>
+          <w:bCs/>
+          <w:color w:val="000000" w:themeColor="text1"/>
+          <w:sz w:val="26"/>
+          <w:szCs w:val="26"/>
+        </w:rPr>
+        <w:t xml:space="preserve">   </w:t>
+      </w:r>
+      <w:r>
+        <w:rPr>
+          <w:color w:val="000000" w:themeColor="text1"/>
+          <w:sz w:val="26"/>
+          <w:szCs w:val="26"/>
+        </w:rPr>
+        <w:t xml:space="preserve">Phòng Tổ chức Cán bộ </w:t>
+      </w:r>
+      <w:r>
+        <w:rPr>
+          <w:color w:val="000000" w:themeColor="text1"/>
+          <w:sz w:val="26"/>
+          <w:szCs w:val="26"/>
+        </w:rPr>
+        <w:br/>
+        <w:t xml:space="preserve">   Trung tâm</w:t>
+      </w:r>
+      <w:r>
+        <w:rPr>
+          <w:color w:val="000000" w:themeColor="text1"/>
+          <w:sz w:val="26"/>
+          <w:szCs w:val="26"/>
+        </w:rPr>
+        <w:t xml:space="preserve"> Đào tạo</w:t>
+      </w:r>
+      <w:r>
+        <w:rPr>
+          <w:color w:val="000000" w:themeColor="text1"/>
+          <w:sz w:val="26"/>
+          <w:szCs w:val="26"/>
+        </w:rPr>
+        <w:t xml:space="preserve"> &amp; Hợp tác Quốc tế</w:t>
+      </w:r>
+      <w:r>
+        <w:rPr>
+          <w:color w:val="000000" w:themeColor="text1"/>
+          <w:sz w:val="26"/>
+          <w:szCs w:val="26"/>
+        </w:rPr>
+        <w:t xml:space="preserve"> </w:t>
+      </w:r>
+    </w:p>
+    <w:p>
+      <w:pPr>
+        <w:shd w:val="clear" w:color="auto" w:fill="FFFFFF" w:themeFill="background1"/>
+        <w:spacing w:after="0"/>
+        <w:rPr>
+          <w:color w:val="000000" w:themeColor="text1"/>
+          <w:sz w:val="26"/>
+          <w:szCs w:val="26"/>
+        </w:rPr>
+      </w:pPr>
+      <w:r>
+        <w:rPr>
+          <w:color w:val="000000" w:themeColor="text1"/>
+          <w:sz w:val="26"/>
+          <w:szCs w:val="26"/>
+        </w:rPr>
+        <w:t xml:space="preserve">Tôi tên là: </w:t>
+      </w:r>
+      <w:r>
+        <w:rPr>
+          <w:rFonts w:eastAsiaTheme="majorEastAsia"/>
+          <w:b/>
+          <w:bCs/>
+          <w:color w:val="000000" w:themeColor="text1"/>
+          <w:sz w:val="26"/>
+          <w:szCs w:val="26"/>
+        </w:rPr>
+        <w:t>[[</w:t>
+      </w:r>
+      <w:r>
+        <w:rPr>
+          <w:rFonts w:eastAsiaTheme="majorEastAsia"/>
+          <w:b/>
+          <w:bCs/>
+          <w:color w:val="000000" w:themeColor="text1"/>
+          <w:sz w:val="26"/>
+          <w:szCs w:val="26"/>
+        </w:rPr>
+        <w:t>HoTenHV</w:t>
+      </w:r>
+      <w:r>
+        <w:rPr>
+          <w:rFonts w:eastAsiaTheme="majorEastAsia"/>
+          <w:b/>
+          <w:bCs/>
+          <w:color w:val="000000" w:themeColor="text1"/>
+          <w:sz w:val="26"/>
+          <w:szCs w:val="26"/>
+        </w:rPr>
+        <w:t>]]</w:t>
+      </w:r>
+      <w:r>
+        <w:rPr>
+          <w:color w:val="000000" w:themeColor="text1"/>
+          <w:sz w:val="26"/>
+          <w:szCs w:val="26"/>
+        </w:rPr>
+        <w:br/>
+        <w:t xml:space="preserve">Chức danh: </w:t>
+      </w:r>
+      <w:r>
+        <w:rPr>
+          <w:rFonts w:eastAsiaTheme="majorEastAsia"/>
+          <w:b/>
+          <w:bCs/>
+          <w:color w:val="000000" w:themeColor="text1"/>
+          <w:sz w:val="26"/>
+          <w:szCs w:val="26"/>
+        </w:rPr>
+        <w:t>[[</w:t>
+      </w:r>
+      <w:r>
+        <w:rPr>
+          <w:rFonts w:eastAsiaTheme="majorEastAsia"/>
+          <w:b/>
+          <w:bCs/>
+          <w:color w:val="000000" w:themeColor="text1"/>
+          <w:sz w:val="26"/>
+          <w:szCs w:val="26"/>
+        </w:rPr>
+        <w:t>ChucVuHV</w:t>
+      </w:r>
+      <w:r>
+        <w:rPr>
+          <w:rFonts w:eastAsiaTheme="majorEastAsia"/>
+          <w:b/>
+          <w:bCs/>
+          <w:color w:val="000000" w:themeColor="text1"/>
+          <w:sz w:val="26"/>
+          <w:szCs w:val="26"/>
+        </w:rPr>
+        <w:t>]]</w:t>
+      </w:r>
+      <w:r>
+        <w:rPr>
+          <w:color w:val="000000" w:themeColor="text1"/>
+          <w:sz w:val="26"/>
+          <w:szCs w:val="26"/>
+        </w:rPr>
+        <w:br/>
+        <w:t xml:space="preserve">Đơn vị công tác: </w:t>
+      </w:r>
+      <w:r>
+        <w:rPr>
+          <w:rFonts w:eastAsiaTheme="majorEastAsia"/>
+          <w:b/>
+          <w:bCs/>
+          <w:color w:val="000000" w:themeColor="text1"/>
+          <w:sz w:val="26"/>
+          <w:szCs w:val="26"/>
+        </w:rPr>
+        <w:t>[[</w:t>
+      </w:r>
+      <w:r>
+        <w:rPr>
+          <w:rFonts w:eastAsiaTheme="majorEastAsia"/>
+          <w:b/>
+          <w:bCs/>
+          <w:color w:val="000000" w:themeColor="text1"/>
+          <w:sz w:val="26"/>
+          <w:szCs w:val="26"/>
+        </w:rPr>
+        <w:t>DonViCongTacHV</w:t>
+      </w:r>
+      <w:r>
+        <w:rPr>
+          <w:rFonts w:eastAsiaTheme="majorEastAsia"/>
+          <w:b/>
+          <w:bCs/>
+          <w:color w:val="000000" w:themeColor="text1"/>
+          <w:sz w:val="26"/>
+          <w:szCs w:val="26"/>
+        </w:rPr>
+        <w:t>]]</w:t>
+      </w:r>
+    </w:p>
+    <w:p>
+      <w:pPr>
+        <w:shd w:val="clear" w:color="auto" w:fill="FFFFFF" w:themeFill="background1"/>
+        <w:spacing w:after="0"/>
+        <w:rPr>
+          <w:color w:val="000000" w:themeColor="text1"/>
+          <w:sz w:val="26"/>
+          <w:szCs w:val="26"/>
+        </w:rPr>
+      </w:pPr>
+      <w:r>
+        <w:rPr>
+          <w:rFonts w:eastAsiaTheme="majorEastAsia"/>
+          <w:b/>
+          <w:bCs/>
+          <w:color w:val="000000" w:themeColor="text1"/>
+          <w:sz w:val="26"/>
+          <w:szCs w:val="26"/>
+        </w:rPr>
+        <w:t>1. Thông tin khóa học:</w:t>
+      </w:r>
+    </w:p>
+    <w:p>
+      <w:pPr>
+        <w:numPr>
+          <w:ilvl w:val="0"/>
+          <w:numId w:val="1"/>
+        </w:numPr>
+        <w:shd w:val="clear" w:color="auto" w:fill="FFFFFF" w:themeFill="background1"/>
+        <w:spacing w:after="0"/>
+        <w:rPr>
+          <w:color w:val="000000" w:themeColor="text1"/>
+          <w:sz w:val="26"/>
+          <w:szCs w:val="26"/>
+        </w:rPr>
+      </w:pPr>
+      <w:r>
+        <w:rPr>
+          <w:rFonts w:eastAsiaTheme="majorEastAsia"/>
+          <w:b/>
+          <w:bCs/>
+          <w:color w:val="000000" w:themeColor="text1"/>
+          <w:sz w:val="26"/>
+          <w:szCs w:val="26"/>
+        </w:rPr>
+        <w:t>Tên khóa học:</w:t>
+      </w:r>
+      <w:r>
+        <w:rPr>
+          <w:color w:val="000000" w:themeColor="text1"/>
+          <w:sz w:val="26"/>
+          <w:szCs w:val="26"/>
+        </w:rPr>
+        <w:t xml:space="preserve"> </w:t>
+      </w:r>
+      <w:r>
+        <w:rPr>
+          <w:color w:val="000000" w:themeColor="text1"/>
+          <w:sz w:val="26"/>
+          <w:szCs w:val="26"/>
+        </w:rPr>
+        <w:t>[[</w:t>
+      </w:r>
+      <w:r>
+        <w:rPr>
+          <w:color w:val="000000" w:themeColor="text1"/>
+          <w:sz w:val="26"/>
+          <w:szCs w:val="26"/>
+        </w:rPr>
+        <w:t>TenLop</w:t>
+      </w:r>
+      <w:r>
+        <w:rPr>
+          <w:color w:val="000000" w:themeColor="text1"/>
+          <w:sz w:val="26"/>
+          <w:szCs w:val="26"/>
+        </w:rPr>
+        <w:t>]]</w:t>
+      </w:r>
+    </w:p>
+    <w:p>
+      <w:pPr>
+        <w:numPr>
+          <w:ilvl w:val="0"/>
+          <w:numId w:val="1"/>
+        </w:numPr>
+        <w:shd w:val="clear" w:color="auto" w:fill="FFFFFF" w:themeFill="background1"/>
+        <w:spacing w:after="0"/>
+        <w:rPr>
+          <w:color w:val="000000" w:themeColor="text1"/>
+          <w:sz w:val="26"/>
+          <w:szCs w:val="26"/>
+        </w:rPr>
+      </w:pPr>
+      <w:r>
+        <w:rPr>
+          <w:rFonts w:eastAsiaTheme="majorEastAsia"/>
+          <w:b/>
+          <w:bCs/>
+          <w:color w:val="000000" w:themeColor="text1"/>
+          <w:sz w:val="26"/>
+          <w:szCs w:val="26"/>
+        </w:rPr>
+        <w:t>Đơn vị tổ chức:</w:t>
+      </w:r>
+      <w:r>
+        <w:rPr>
+          <w:color w:val="000000" w:themeColor="text1"/>
+          <w:sz w:val="26"/>
+          <w:szCs w:val="26"/>
+        </w:rPr>
+        <w:t xml:space="preserve"> </w:t>
+      </w:r>
+      <w:r>
+        <w:rPr>
+          <w:color w:val="000000" w:themeColor="text1"/>
+          <w:sz w:val="26"/>
+          <w:szCs w:val="26"/>
+        </w:rPr>
+        <w:t>[[</w:t>
+      </w:r>
+      <w:r>
+        <w:rPr>
+          <w:color w:val="000000" w:themeColor="text1"/>
+          <w:sz w:val="26"/>
+          <w:szCs w:val="26"/>
+        </w:rPr>
+        <w:t>DonViToChuc</w:t>
+      </w:r>
+      <w:r>
+        <w:rPr>
+          <w:color w:val="000000" w:themeColor="text1"/>
+          <w:sz w:val="26"/>
+          <w:szCs w:val="26"/>
+        </w:rPr>
+        <w:t>]]</w:t>
+      </w:r>
+    </w:p>
+    <w:p>
+      <w:pPr>
+        <w:numPr>
+          <w:ilvl w:val="0"/>
+          <w:numId w:val="1"/>
+        </w:numPr>
+        <w:shd w:val="clear" w:color="auto" w:fill="FFFFFF" w:themeFill="background1"/>
+        <w:spacing w:after="0"/>
+        <w:rPr>
+          <w:color w:val="000000" w:themeColor="text1"/>
+          <w:sz w:val="26"/>
+          <w:szCs w:val="26"/>
+        </w:rPr>
+      </w:pPr>
+      <w:r>
+        <w:rPr>
+          <w:rFonts w:eastAsiaTheme="majorEastAsia"/>
+          <w:b/>
+          <w:bCs/>
+          <w:color w:val="000000" w:themeColor="text1"/>
+          <w:sz w:val="26"/>
+          <w:szCs w:val="26"/>
+        </w:rPr>
+        <w:t>Thời gian tham gia:</w:t>
+      </w:r>
+      <w:r>
+        <w:rPr>
+          <w:color w:val="000000" w:themeColor="text1"/>
+          <w:sz w:val="26"/>
+          <w:szCs w:val="26"/>
+        </w:rPr>
+        <w:t xml:space="preserve"> </w:t>
+      </w:r>
+      <w:r>
+        <w:rPr>
+          <w:color w:val="000000" w:themeColor="text1"/>
+          <w:sz w:val="26"/>
+          <w:szCs w:val="26"/>
+        </w:rPr>
+        <w:t>[[</w:t>
+      </w:r>
+      <w:r>
+        <w:rPr>
+          <w:color w:val="000000" w:themeColor="text1"/>
+          <w:sz w:val="26"/>
+          <w:szCs w:val="26"/>
+        </w:rPr>
+        <w:t>ThoiGianHoc</w:t>
+      </w:r>
+      <w:r>
+        <w:rPr>
+          <w:color w:val="000000" w:themeColor="text1"/>
+          <w:sz w:val="26"/>
+          <w:szCs w:val="26"/>
+        </w:rPr>
+        <w:t>]]</w:t>
+      </w:r>
+    </w:p>
+    <w:p>
+      <w:pPr>
+        <w:numPr>
+          <w:ilvl w:val="0"/>
+          <w:numId w:val="1"/>
+        </w:numPr>
+        <w:shd w:val="clear" w:color="auto" w:fill="FFFFFF" w:themeFill="background1"/>
+        <w:spacing w:after="0"/>
+        <w:rPr>
+          <w:color w:val="000000" w:themeColor="text1"/>
+          <w:sz w:val="26"/>
+          <w:szCs w:val="26"/>
+        </w:rPr>
+      </w:pPr>
+      <w:r>
+        <w:rPr>
+          <w:rFonts w:eastAsiaTheme="majorEastAsia"/>
+          <w:b/>
+          <w:bCs/>
+          <w:color w:val="000000" w:themeColor="text1"/>
+          <w:sz w:val="26"/>
+          <w:szCs w:val="26"/>
+        </w:rPr>
+        <w:t>Địa điểm:</w:t>
+      </w:r>
+      <w:r>
+        <w:rPr>
+          <w:color w:val="000000" w:themeColor="text1"/>
+          <w:sz w:val="26"/>
+          <w:szCs w:val="26"/>
+        </w:rPr>
+        <w:t xml:space="preserve"> </w:t>
+      </w:r>
+      <w:r>
+        <w:rPr>
+          <w:color w:val="000000" w:themeColor="text1"/>
+          <w:sz w:val="26"/>
+          <w:szCs w:val="26"/>
+        </w:rPr>
+        <w:t>[[</w:t>
+      </w:r>
+      <w:r>
+        <w:rPr>
+          <w:color w:val="000000" w:themeColor="text1"/>
+          <w:sz w:val="26"/>
+          <w:szCs w:val="26"/>
+        </w:rPr>
+        <w:t>DiaDiemHoc</w:t>
+      </w:r>
+      <w:r>
+        <w:rPr>
+          <w:color w:val="000000" w:themeColor="text1"/>
+          <w:sz w:val="26"/>
+          <w:szCs w:val="26"/>
+        </w:rPr>
+        <w:t>]]</w:t>
+      </w:r>
+    </w:p>
+    <w:p>
+      <w:pPr>
+        <w:numPr>
+          <w:ilvl w:val="0"/>
+          <w:numId w:val="1"/>
+        </w:numPr>
+        <w:shd w:val="clear" w:color="auto" w:fill="FFFFFF" w:themeFill="background1"/>
+        <w:spacing w:after="0"/>
+        <w:rPr>
+          <w:color w:val="000000" w:themeColor="text1"/>
+          <w:sz w:val="26"/>
+          <w:szCs w:val="26"/>
+        </w:rPr>
+      </w:pPr>
+      <w:r>
+        <w:rPr>
+          <w:rFonts w:eastAsiaTheme="majorEastAsia"/>
+          <w:b/>
+          <w:bCs/>
+          <w:color w:val="000000" w:themeColor="text1"/>
+          <w:sz w:val="26"/>
+          <w:szCs w:val="26"/>
+        </w:rPr>
+        <w:t>Hình thức học:</w:t>
+      </w:r>
+      <w:r>
+        <w:rPr>
+          <w:color w:val="000000" w:themeColor="text1"/>
+          <w:sz w:val="26"/>
+          <w:szCs w:val="26"/>
+        </w:rPr>
+        <w:t xml:space="preserve"> </w:t>
+      </w:r>
+      <w:r>
+        <w:rPr>
+          <w:color w:val="000000" w:themeColor="text1"/>
+          <w:sz w:val="26"/>
+          <w:szCs w:val="26"/>
+        </w:rPr>
+        <w:t>[</w:t>
+      </w:r>
+      <w:r>
+        <w:rPr>
+          <w:color w:val="000000" w:themeColor="text1"/>
+          <w:sz w:val="26"/>
+          <w:szCs w:val="26"/>
+        </w:rPr>
+        <w:t>[</w:t>
+      </w:r>
+      <w:r>
+        <w:rPr>
+          <w:color w:val="000000" w:themeColor="text1"/>
+          <w:sz w:val="26"/>
+          <w:szCs w:val="26"/>
+        </w:rPr>
+        <w:t>HinhThucHoc</w:t>
+      </w:r>
+      <w:r>
+        <w:rPr>
+          <w:color w:val="000000" w:themeColor="text1"/>
+          <w:sz w:val="26"/>
+          <w:szCs w:val="26"/>
+        </w:rPr>
+        <w:t>]</w:t>
+      </w:r>
+      <w:r>
+        <w:rPr>
+          <w:color w:val="000000" w:themeColor="text1"/>
+          <w:sz w:val="26"/>
+          <w:szCs w:val="26"/>
+        </w:rPr>
+        <w:t>]</w:t>
+      </w:r>
+    </w:p>
+    <w:p>
+      <w:pPr>
+        <w:shd w:val="clear" w:color="auto" w:fill="FFFFFF" w:themeFill="background1"/>
+        <w:spacing w:after="0"/>
+        <w:rPr>
+          <w:color w:val="000000" w:themeColor="text1"/>
+          <w:sz w:val="26"/>
+          <w:szCs w:val="26"/>
+        </w:rPr>
+      </w:pPr>
+      <w:r>
+        <w:rPr>
+          <w:rFonts w:eastAsiaTheme="majorEastAsia"/>
+          <w:b/>
+          <w:bCs/>
+          <w:color w:val="000000" w:themeColor="text1"/>
+          <w:sz w:val="26"/>
+          <w:szCs w:val="26"/>
+        </w:rPr>
+        <w:t>2. Mục tiêu khóa học:</w:t>
+      </w:r>
+    </w:p>
+    <w:p>
+      <w:pPr>
+        <w:shd w:val="clear" w:color="auto" w:fill="FFFFFF" w:themeFill="background1"/>
+        <w:spacing w:after="0"/>
+        <w:rPr>
+          <w:color w:val="000000" w:themeColor="text1"/>
+          <w:sz w:val="26"/>
+          <w:szCs w:val="26"/>
+        </w:rPr>
+      </w:pPr>
+      <w:r>
+        <w:rPr>
+          <w:color w:val="000000" w:themeColor="text1"/>
+          <w:sz w:val="26"/>
+          <w:szCs w:val="26"/>
+        </w:rPr>
+        <w:tab/>
+        <w:t>[[MucTieuKhoaHoc]]</w:t>
+      </w:r>
+    </w:p>
+    <w:p>
+      <w:pPr>
+        <w:shd w:val="clear" w:color="auto" w:fill="FFFFFF" w:themeFill="background1"/>
+        <w:spacing w:after="0"/>
+        <w:rPr>
+          <w:color w:val="000000" w:themeColor="text1"/>
+          <w:sz w:val="26"/>
+          <w:szCs w:val="26"/>
+        </w:rPr>
+      </w:pPr>
+      <w:r>
+        <w:rPr>
+          <w:rFonts w:eastAsiaTheme="majorEastAsia"/>
+          <w:b/>
+          <w:bCs/>
+          <w:color w:val="000000" w:themeColor="text1"/>
+          <w:sz w:val="26"/>
+          <w:szCs w:val="26"/>
+        </w:rPr>
+        <w:t>3. Nội dung chương trình đã tham gia:</w:t>
+      </w:r>
+    </w:p>
+    <w:p>
+      <w:pPr>
+        <w:shd w:val="clear" w:color="auto" w:fill="FFFFFF" w:themeFill="background1"/>
+        <w:spacing w:after="0"/>
+        <w:rPr>
+          <w:color w:val="000000" w:themeColor="text1"/>
+          <w:sz w:val="26"/>
+          <w:szCs w:val="26"/>
+        </w:rPr>
+      </w:pPr>
+      <w:r>
+        <w:rPr>
+          <w:color w:val="000000" w:themeColor="text1"/>
+          <w:sz w:val="26"/>
+          <w:szCs w:val="26"/>
+        </w:rPr>
+        <w:tab/>
+        <w:t>[[NoiDungDaThamGia]]</w:t>
+      </w:r>
+    </w:p>
+    <w:p>
+      <w:pPr>
+        <w:shd w:val="clear" w:color="auto" w:fill="FFFFFF" w:themeFill="background1"/>
+        <w:spacing w:after="0"/>
+        <w:rPr>
+          <w:color w:val="000000" w:themeColor="text1"/>
+          <w:sz w:val="26"/>
+          <w:szCs w:val="26"/>
+        </w:rPr>
+      </w:pPr>
+      <w:r>
+        <w:rPr>
+          <w:rFonts w:eastAsiaTheme="majorEastAsia"/>
+          <w:b/>
+          <w:bCs/>
+          <w:color w:val="000000" w:themeColor="text1"/>
+          <w:sz w:val="26"/>
+          <w:szCs w:val="26"/>
+        </w:rPr>
+        <w:t>4. Kết quả đạt được:</w:t>
+      </w:r>
+    </w:p>
+    <w:p>
+      <w:pPr>
+        <w:numPr>
+          <w:ilvl w:val="0"/>
+          <w:numId w:val="2"/>
+        </w:numPr>
+        <w:shd w:val="clear" w:color="auto" w:fill="FFFFFF" w:themeFill="background1"/>
+        <w:spacing w:after="0"/>
+        <w:rPr>
+          <w:color w:val="000000" w:themeColor="text1"/>
+          <w:sz w:val="26"/>
+          <w:szCs w:val="26"/>
+        </w:rPr>
+      </w:pPr>
+      <w:r>
+        <w:rPr>
+          <w:color w:val="000000" w:themeColor="text1"/>
+          <w:sz w:val="26"/>
+          <w:szCs w:val="26"/>
+        </w:rPr>
+        <w:t xml:space="preserve">Hoàn thành khóa học (có/chưa có) chứng chỉ: </w:t>
+      </w:r>
+      <w:r>
+        <w:rPr>
+          <w:color w:val="000000" w:themeColor="text1"/>
+          <w:sz w:val="26"/>
+          <w:szCs w:val="26"/>
+        </w:rPr>
+        <w:t>[[</w:t>
+      </w:r>
+      <w:r>
+        <w:rPr>
+          <w:color w:val="000000" w:themeColor="text1"/>
+          <w:sz w:val="26"/>
+          <w:szCs w:val="26"/>
+        </w:rPr>
+        <w:t>ChungNhanKhoaHoc</w:t>
+      </w:r>
+      <w:r>
+        <w:rPr>
+          <w:color w:val="000000" w:themeColor="text1"/>
+          <w:sz w:val="26"/>
+          <w:szCs w:val="26"/>
+        </w:rPr>
+        <w:t>]]</w:t>
+      </w:r>
+    </w:p>
+    <w:p>
+      <w:pPr>
+        <w:numPr>
+          <w:ilvl w:val="0"/>
+          <w:numId w:val="2"/>
+        </w:numPr>
+        <w:shd w:val="clear" w:color="auto" w:fill="FFFFFF" w:themeFill="background1"/>
+        <w:spacing w:after="0"/>
+        <w:rPr>
+          <w:color w:val="000000" w:themeColor="text1"/>
+          <w:sz w:val="26"/>
+          <w:szCs w:val="26"/>
+        </w:rPr>
+      </w:pPr>
+      <w:r>
+        <w:rPr>
+          <w:color w:val="000000" w:themeColor="text1"/>
+          <w:sz w:val="26"/>
+          <w:szCs w:val="26"/>
+        </w:rPr>
+        <w:t>Các kỹ năng, kiến thức mới tiếp thu được:</w:t>
+      </w:r>
+    </w:p>
+    <w:p>
+      <w:pPr>
+        <w:shd w:val="clear" w:color="auto" w:fill="FFFFFF" w:themeFill="background1"/>
+        <w:spacing w:after="0"/>
+        <w:ind w:firstLine="720"/>
+        <w:rPr>
+          <w:color w:val="000000" w:themeColor="text1"/>
+          <w:sz w:val="26"/>
+          <w:szCs w:val="26"/>
+        </w:rPr>
+      </w:pPr>
+      <w:r>
+        <w:rPr>
+          <w:color w:val="000000" w:themeColor="text1"/>
+          <w:sz w:val="26"/>
+          <w:szCs w:val="26"/>
+        </w:rPr>
+        <w:t>[[KyNangTiepThu]]</w:t>
+      </w:r>
+    </w:p>
+    <w:p>
+      <w:pPr>
+        <w:numPr>
+          <w:ilvl w:val="0"/>
+          <w:numId w:val="2"/>
+        </w:numPr>
+        <w:shd w:val="clear" w:color="auto" w:fill="FFFFFF" w:themeFill="background1"/>
+        <w:spacing w:after="0"/>
+        <w:rPr>
+          <w:color w:val="000000" w:themeColor="text1"/>
+          <w:sz w:val="26"/>
+          <w:szCs w:val="26"/>
+        </w:rPr>
+      </w:pPr>
+      <w:r>
+        <w:rPr>
+          <w:color w:val="000000" w:themeColor="text1"/>
+          <w:sz w:val="26"/>
+          <w:szCs w:val="26"/>
+        </w:rPr>
+        <w:t>Khả năng ứng dụng tại đơn vị công tác:</w:t>
+      </w:r>
+    </w:p>
+    <w:p>
+      <w:pPr>
+        <w:shd w:val="clear" w:color="auto" w:fill="FFFFFF" w:themeFill="background1"/>
+        <w:spacing w:after="0"/>
+        <w:ind w:left="720"/>
+        <w:rPr>
+          <w:color w:val="000000" w:themeColor="text1"/>
+          <w:sz w:val="26"/>
+          <w:szCs w:val="26"/>
+        </w:rPr>
+      </w:pPr>
+      <w:r>
+        <w:rPr>
+          <w:color w:val="000000" w:themeColor="text1"/>
+          <w:sz w:val="26"/>
+          <w:szCs w:val="26"/>
+        </w:rPr>
+        <w:t>[[KhaNangUngDung]]</w:t>
+      </w:r>
+    </w:p>
+    <w:p>
+      <w:pPr>
+        <w:shd w:val="clear" w:color="auto" w:fill="FFFFFF" w:themeFill="background1"/>
+        <w:spacing w:after="0"/>
+        <w:rPr>
+          <w:color w:val="000000" w:themeColor="text1"/>
+          <w:sz w:val="26"/>
+          <w:szCs w:val="26"/>
+        </w:rPr>
+      </w:pPr>
+      <w:r>
+        <w:rPr>
+          <w:rFonts w:eastAsiaTheme="majorEastAsia"/>
+          <w:b/>
+          <w:bCs/>
+          <w:color w:val="000000" w:themeColor="text1"/>
+          <w:sz w:val="26"/>
+          <w:szCs w:val="26"/>
+        </w:rPr>
+        <w:t>5. Kiến nghị/Đề xuất:</w:t>
+      </w:r>
+    </w:p>
+    <w:p>
+      <w:pPr>
+        <w:numPr>
+          <w:ilvl w:val="0"/>
+          <w:numId w:val="3"/>
+        </w:numPr>
+        <w:shd w:val="clear" w:color="auto" w:fill="FFFFFF" w:themeFill="background1"/>
+        <w:spacing w:after="0"/>
+        <w:rPr>
+          <w:color w:val="000000" w:themeColor="text1"/>
+          <w:sz w:val="26"/>
+          <w:szCs w:val="26"/>
+        </w:rPr>
+      </w:pPr>
+      <w:r>
+        <w:rPr>
+          <w:color w:val="000000" w:themeColor="text1"/>
+          <w:sz w:val="26"/>
+          <w:szCs w:val="26"/>
+        </w:rPr>
+        <w:t>Đề xuất áp dụng kiến thức/kinh nghiệm vào công việc chuyên môn.</w:t>
+      </w:r>
+    </w:p>
+    <w:p>
+      <w:pPr>
+        <w:numPr>
+          <w:ilvl w:val="0"/>
+          <w:numId w:val="3"/>
+        </w:numPr>
+        <w:shd w:val="clear" w:color="auto" w:fill="FFFFFF" w:themeFill="background1"/>
+        <w:spacing w:after="0"/>
+        <w:rPr>
+          <w:color w:val="000000" w:themeColor="text1"/>
+          <w:sz w:val="26"/>
+          <w:szCs w:val="26"/>
+        </w:rPr>
+      </w:pPr>
+      <w:r>
+        <w:rPr>
+          <w:color w:val="000000" w:themeColor="text1"/>
+          <w:sz w:val="26"/>
+          <w:szCs w:val="26"/>
+        </w:rPr>
+        <w:t>Khuyến nghị nhân rộng mô hình học tập hoặc tổ chức đào tạo lại cho các cán bộ khác (nếu phù hợp).</w:t>
+      </w:r>
+    </w:p>
+    <w:p>
+      <w:pPr>
+        <w:numPr>
+          <w:ilvl w:val="0"/>
+          <w:numId w:val="3"/>
+        </w:numPr>
+        <w:shd w:val="clear" w:color="auto" w:fill="FFFFFF" w:themeFill="background1"/>
+        <w:spacing w:after="0"/>
+        <w:rPr>
+          <w:color w:val="000000" w:themeColor="text1"/>
+          <w:sz w:val="26"/>
+          <w:szCs w:val="26"/>
+        </w:rPr>
+      </w:pPr>
+      <w:r>
+        <w:rPr>
+          <w:color w:val="000000" w:themeColor="text1"/>
+          <w:sz w:val="26"/>
+          <w:szCs w:val="26"/>
+        </w:rPr>
+        <w:t>Kiến nghị hỗ trợ thêm về trang thiết bị, công nghệ, nguồn lực nếu cần triển khai thực tế.</w:t>
+      </w:r>
+    </w:p>
+    <w:p>
+      <w:pPr>
+        <w:shd w:val="clear" w:color="auto" w:fill="FFFFFF" w:themeFill="background1"/>
+        <w:spacing w:after="0"/>
+        <w:rPr>
+          <w:color w:val="000000" w:themeColor="text1"/>
+          <w:sz w:val="26"/>
+          <w:szCs w:val="26"/>
+        </w:rPr>
+      </w:pPr>
+      <w:r>
+        <w:rPr>
+          <w:rFonts w:eastAsiaTheme="majorEastAsia"/>
+          <w:b/>
+          <w:bCs/>
+          <w:color w:val="000000" w:themeColor="text1"/>
+          <w:sz w:val="26"/>
+          <w:szCs w:val="26"/>
+        </w:rPr>
+        <w:t>6. Tài liệu kèm theo:</w:t>
+      </w:r>
+    </w:p>
+    <w:p>
+      <w:pPr>
+        <w:numPr>
+          <w:ilvl w:val="0"/>
+          <w:numId w:val="4"/>
+        </w:numPr>
+        <w:shd w:val="clear" w:color="auto" w:fill="FFFFFF" w:themeFill="background1"/>
+        <w:spacing w:after="0"/>
+        <w:rPr>
+          <w:color w:val="000000" w:themeColor="text1"/>
+          <w:sz w:val="26"/>
+          <w:szCs w:val="26"/>
+        </w:rPr>
+      </w:pPr>
+      <w:r>
+        <w:rPr>
+          <w:color w:val="000000" w:themeColor="text1"/>
+          <w:sz w:val="26"/>
+          <w:szCs w:val="26"/>
+        </w:rPr>
+        <w:t>Bản sao chứng chỉ (nếu có)</w:t>
+      </w:r>
+    </w:p>
+    <w:p>
+      <w:pPr>
+        <w:numPr>
+          <w:ilvl w:val="0"/>
+          <w:numId w:val="4"/>
+        </w:numPr>
+        <w:shd w:val="clear" w:color="auto" w:fill="FFFFFF" w:themeFill="background1"/>
+        <w:spacing w:after="0"/>
+        <w:rPr>
+          <w:color w:val="000000" w:themeColor="text1"/>
+          <w:sz w:val="26"/>
+          <w:szCs w:val="26"/>
+        </w:rPr>
+      </w:pPr>
+      <w:r>
+        <w:rPr>
+          <w:color w:val="000000" w:themeColor="text1"/>
+          <w:sz w:val="26"/>
+          <w:szCs w:val="26"/>
+        </w:rPr>
+        <w:t>Tài liệu học tập hoặc hình ảnh hoạt động (nếu có)</w:t>
+      </w:r>
+    </w:p>
+    <w:p>
+      <w:pPr>
+        <w:shd w:val="clear" w:color="auto" w:fill="FFFFFF" w:themeFill="background1"/>
+        <w:spacing w:after="0"/>
+        <w:rPr>
+          <w:color w:val="000000" w:themeColor="text1"/>
+          <w:sz w:val="26"/>
+          <w:szCs w:val="26"/>
+        </w:rPr>
+      </w:pPr>
+      <w:r>
+        <w:rPr>
+          <w:color w:val="000000" w:themeColor="text1"/>
+          <w:sz w:val="26"/>
+          <w:szCs w:val="26"/>
+        </w:rPr>
+        <w:t>Tôi xin chân thành cảm ơn sự quan tâm, tạo điều kiện của Ban Giám đốc và các phòng ban trong suốt quá trình tham gia khóa học.</w:t>
+      </w:r>
+    </w:p>
+    <w:p>
+      <w:pPr>
+        <w:shd w:val="clear" w:color="auto" w:fill="FFFFFF" w:themeFill="background1"/>
+        <w:spacing w:after="0"/>
+        <w:ind w:left="4111" w:firstLine="284"/>
+        <w:jc w:val="center"/>
+        <w:rPr>
+          <w:color w:val="000000" w:themeColor="text1"/>
+          <w:sz w:val="26"/>
+          <w:szCs w:val="26"/>
+        </w:rPr>
+      </w:pPr>
+      <w:r>
+        <w:rPr>
+          <w:color w:val="000000" w:themeColor="text1"/>
+          <w:sz w:val="26"/>
+          <w:szCs w:val="26"/>
+        </w:rPr>
+        <w:t>[[</w:t>
+      </w:r>
+      <w:r>
+        <w:rPr>
+          <w:color w:val="000000" w:themeColor="text1"/>
+          <w:sz w:val="26"/>
+          <w:szCs w:val="26"/>
+        </w:rPr>
+        <w:t>NgayThangNamHienTaiDayDu</w:t>
+      </w:r>
+      <w:r>
+        <w:rPr>
+          <w:color w:val="000000" w:themeColor="text1"/>
+          <w:sz w:val="26"/>
+          <w:szCs w:val="26"/>
+        </w:rPr>
+        <w:t>]]</w:t>
+      </w:r>
+    </w:p>
+    <w:p>
+      <w:pPr>
+        <w:shd w:val="clear" w:color="auto" w:fill="FFFFFF" w:themeFill="background1"/>
+        <w:spacing w:after="0"/>
+        <w:ind w:left="4111" w:firstLine="284"/>
+        <w:jc w:val="center"/>
+        <w:rPr>
+          <w:color w:val="000000" w:themeColor="text1"/>
+          <w:sz w:val="26"/>
+          <w:szCs w:val="26"/>
+        </w:rPr>
+      </w:pPr>
+      <w:r>
+        <w:rPr>
+          <w:rFonts w:eastAsiaTheme="majorEastAsia"/>
+          <w:b/>
+          <w:bCs/>
+          <w:color w:val="000000" w:themeColor="text1"/>
+          <w:sz w:val="26"/>
+          <w:szCs w:val="26"/>
+        </w:rPr>
+        <w:t>Người báo cáo</w:t>
+      </w:r>
+      <w:r>
+        <w:rPr>
+          <w:color w:val="000000" w:themeColor="text1"/>
+          <w:sz w:val="26"/>
+          <w:szCs w:val="26"/>
+        </w:rPr>
+        <w:br/>
+        <w:t>(Ký và ghi rõ họ tên)</w:t>
+      </w:r>
+    </w:p>
+    <w:p>
+      <w:pPr>
+        <w:spacing w:after="0"/>
+      </w:pPr>
+    </w:p>
     <w:sectPr>
       <w:pgSz w:w="11907" w:h="16840" w:code="9"/>
       <w:pgMar w:top="1134" w:right="1134" w:bottom="1134" w:left="1701" w:header="720" w:footer="720" w:gutter="0"/>
@@ -13,8 +1146,738 @@
 </w:document>
 </file>
 
+<file path=word/numbering.xml><?xml version="1.0" encoding="utf-8"?>
+<w:numbering xmlns:wpc="http://schemas.microsoft.com/office/word/2010/wordprocessingCanvas" xmlns:cx="http://schemas.microsoft.com/office/drawing/2014/chartex" xmlns:cx1="http://schemas.microsoft.com/office/drawing/2015/9/8/chartex" xmlns:cx2="http://schemas.microsoft.com/office/drawing/2015/10/21/chartex" xmlns:cx3="http://schemas.microsoft.com/office/drawing/2016/5/9/chartex" xmlns:cx4="http://schemas.microsoft.com/office/drawing/2016/5/10/chartex" xmlns:cx5="http://schemas.microsoft.com/office/drawing/2016/5/11/chartex" xmlns:cx6="http://schemas.microsoft.com/office/drawing/2016/5/12/chartex" xmlns:cx7="http://schemas.microsoft.com/office/drawing/2016/5/13/chartex" xmlns:cx8="http://schemas.microsoft.com/office/drawing/2016/5/14/chartex" xmlns:mc="http://schemas.openxmlformats.org/markup-compatibility/2006" xmlns:aink="http://schemas.microsoft.com/office/drawing/2016/ink" xmlns:am3d="http://schemas.microsoft.com/office/drawing/2017/model3d" xmlns:o="urn:schemas-microsoft-com:office:office" xmlns:oel="http://schemas.microsoft.com/office/2019/extlst" xmlns:r="http://schemas.openxmlformats.org/officeDocument/2006/relationships" xmlns:m="http://schemas.openxmlformats.org/officeDocument/2006/math" xmlns:v="urn:schemas-microsoft-com:vml" xmlns:wp14="http://schemas.microsoft.com/office/word/2010/wordprocessingDrawing" xmlns:wp="http://schemas.openxmlformats.org/drawingml/2006/wordprocessingDrawing" xmlns:w10="urn:schemas-microsoft-com:office:word" xmlns:w="http://schemas.openxmlformats.org/wordprocessingml/2006/main" xmlns:w14="http://schemas.microsoft.com/office/word/2010/wordml" xmlns:w15="http://schemas.microsoft.com/office/word/2012/wordml" xmlns:w16cex="http://schemas.microsoft.com/office/word/2018/wordml/cex" xmlns:w16cid="http://schemas.microsoft.com/office/word/2016/wordml/cid" xmlns:w16="http://schemas.microsoft.com/office/word/2018/wordml" xmlns:w16du="http://schemas.microsoft.com/office/word/2023/wordml/word16du" xmlns:w16sdtdh="http://schemas.microsoft.com/office/word/2020/wordml/sdtdatahash" xmlns:w16sdtfl="http://schemas.microsoft.com/office/word/2024/wordml/sdtformatlock" xmlns:w16se="http://schemas.microsoft.com/office/word/2015/wordml/symex" xmlns:wpg="http://schemas.microsoft.com/office/word/2010/wordprocessingGroup" xmlns:wpi="http://schemas.microsoft.com/office/word/2010/wordprocessingInk" xmlns:wne="http://schemas.microsoft.com/office/word/2006/wordml" xmlns:wps="http://schemas.microsoft.com/office/word/2010/wordprocessingShape" mc:Ignorable="w14 w15 w16se w16cid w16 w16cex w16sdtdh w16sdtfl w16du wp14">
+  <w:abstractNum w:abstractNumId="0" w15:restartNumberingAfterBreak="0">
+    <w:nsid w:val="04101B96"/>
+    <w:multiLevelType w:val="hybridMultilevel"/>
+    <w:tmpl w:val="74740474"/>
+    <w:lvl w:ilvl="0" w:tplc="9F76156E">
+      <w:start w:val="10"/>
+      <w:numFmt w:val="bullet"/>
+      <w:lvlText w:val="-"/>
+      <w:lvlJc w:val="left"/>
+      <w:pPr>
+        <w:ind w:left="720" w:hanging="360"/>
+      </w:pPr>
+      <w:rPr>
+        <w:rFonts w:ascii="Times New Roman" w:eastAsiaTheme="minorHAnsi" w:hAnsi="Times New Roman" w:cs="Times New Roman" w:hint="default"/>
+        <w:b/>
+      </w:rPr>
+    </w:lvl>
+    <w:lvl w:ilvl="1" w:tplc="04090003" w:tentative="1">
+      <w:start w:val="1"/>
+      <w:numFmt w:val="bullet"/>
+      <w:lvlText w:val="o"/>
+      <w:lvlJc w:val="left"/>
+      <w:pPr>
+        <w:ind w:left="1440" w:hanging="360"/>
+      </w:pPr>
+      <w:rPr>
+        <w:rFonts w:ascii="Courier New" w:hAnsi="Courier New" w:cs="Courier New" w:hint="default"/>
+      </w:rPr>
+    </w:lvl>
+    <w:lvl w:ilvl="2" w:tplc="04090005" w:tentative="1">
+      <w:start w:val="1"/>
+      <w:numFmt w:val="bullet"/>
+      <w:lvlText w:val=""/>
+      <w:lvlJc w:val="left"/>
+      <w:pPr>
+        <w:ind w:left="2160" w:hanging="360"/>
+      </w:pPr>
+      <w:rPr>
+        <w:rFonts w:ascii="Wingdings" w:hAnsi="Wingdings" w:hint="default"/>
+      </w:rPr>
+    </w:lvl>
+    <w:lvl w:ilvl="3" w:tplc="04090001" w:tentative="1">
+      <w:start w:val="1"/>
+      <w:numFmt w:val="bullet"/>
+      <w:lvlText w:val=""/>
+      <w:lvlJc w:val="left"/>
+      <w:pPr>
+        <w:ind w:left="2880" w:hanging="360"/>
+      </w:pPr>
+      <w:rPr>
+        <w:rFonts w:ascii="Symbol" w:hAnsi="Symbol" w:hint="default"/>
+      </w:rPr>
+    </w:lvl>
+    <w:lvl w:ilvl="4" w:tplc="04090003" w:tentative="1">
+      <w:start w:val="1"/>
+      <w:numFmt w:val="bullet"/>
+      <w:lvlText w:val="o"/>
+      <w:lvlJc w:val="left"/>
+      <w:pPr>
+        <w:ind w:left="3600" w:hanging="360"/>
+      </w:pPr>
+      <w:rPr>
+        <w:rFonts w:ascii="Courier New" w:hAnsi="Courier New" w:cs="Courier New" w:hint="default"/>
+      </w:rPr>
+    </w:lvl>
+    <w:lvl w:ilvl="5" w:tplc="04090005" w:tentative="1">
+      <w:start w:val="1"/>
+      <w:numFmt w:val="bullet"/>
+      <w:lvlText w:val=""/>
+      <w:lvlJc w:val="left"/>
+      <w:pPr>
+        <w:ind w:left="4320" w:hanging="360"/>
+      </w:pPr>
+      <w:rPr>
+        <w:rFonts w:ascii="Wingdings" w:hAnsi="Wingdings" w:hint="default"/>
+      </w:rPr>
+    </w:lvl>
+    <w:lvl w:ilvl="6" w:tplc="04090001" w:tentative="1">
+      <w:start w:val="1"/>
+      <w:numFmt w:val="bullet"/>
+      <w:lvlText w:val=""/>
+      <w:lvlJc w:val="left"/>
+      <w:pPr>
+        <w:ind w:left="5040" w:hanging="360"/>
+      </w:pPr>
+      <w:rPr>
+        <w:rFonts w:ascii="Symbol" w:hAnsi="Symbol" w:hint="default"/>
+      </w:rPr>
+    </w:lvl>
+    <w:lvl w:ilvl="7" w:tplc="04090003" w:tentative="1">
+      <w:start w:val="1"/>
+      <w:numFmt w:val="bullet"/>
+      <w:lvlText w:val="o"/>
+      <w:lvlJc w:val="left"/>
+      <w:pPr>
+        <w:ind w:left="5760" w:hanging="360"/>
+      </w:pPr>
+      <w:rPr>
+        <w:rFonts w:ascii="Courier New" w:hAnsi="Courier New" w:cs="Courier New" w:hint="default"/>
+      </w:rPr>
+    </w:lvl>
+    <w:lvl w:ilvl="8" w:tplc="04090005" w:tentative="1">
+      <w:start w:val="1"/>
+      <w:numFmt w:val="bullet"/>
+      <w:lvlText w:val=""/>
+      <w:lvlJc w:val="left"/>
+      <w:pPr>
+        <w:ind w:left="6480" w:hanging="360"/>
+      </w:pPr>
+      <w:rPr>
+        <w:rFonts w:ascii="Wingdings" w:hAnsi="Wingdings" w:hint="default"/>
+      </w:rPr>
+    </w:lvl>
+  </w:abstractNum>
+  <w:abstractNum w:abstractNumId="1" w15:restartNumberingAfterBreak="0">
+    <w:nsid w:val="1F802FB1"/>
+    <w:multiLevelType w:val="multilevel"/>
+    <w:tmpl w:val="A68A8BD4"/>
+    <w:lvl w:ilvl="0">
+      <w:start w:val="1"/>
+      <w:numFmt w:val="bullet"/>
+      <w:lvlText w:val=""/>
+      <w:lvlJc w:val="left"/>
+      <w:pPr>
+        <w:tabs>
+          <w:tab w:val="num" w:pos="720"/>
+        </w:tabs>
+        <w:ind w:left="720" w:hanging="360"/>
+      </w:pPr>
+      <w:rPr>
+        <w:rFonts w:ascii="Symbol" w:hAnsi="Symbol" w:hint="default"/>
+        <w:sz w:val="20"/>
+      </w:rPr>
+    </w:lvl>
+    <w:lvl w:ilvl="1" w:tentative="1">
+      <w:start w:val="1"/>
+      <w:numFmt w:val="bullet"/>
+      <w:lvlText w:val="o"/>
+      <w:lvlJc w:val="left"/>
+      <w:pPr>
+        <w:tabs>
+          <w:tab w:val="num" w:pos="1440"/>
+        </w:tabs>
+        <w:ind w:left="1440" w:hanging="360"/>
+      </w:pPr>
+      <w:rPr>
+        <w:rFonts w:ascii="Courier New" w:hAnsi="Courier New" w:hint="default"/>
+        <w:sz w:val="20"/>
+      </w:rPr>
+    </w:lvl>
+    <w:lvl w:ilvl="2" w:tentative="1">
+      <w:start w:val="1"/>
+      <w:numFmt w:val="bullet"/>
+      <w:lvlText w:val=""/>
+      <w:lvlJc w:val="left"/>
+      <w:pPr>
+        <w:tabs>
+          <w:tab w:val="num" w:pos="2160"/>
+        </w:tabs>
+        <w:ind w:left="2160" w:hanging="360"/>
+      </w:pPr>
+      <w:rPr>
+        <w:rFonts w:ascii="Wingdings" w:hAnsi="Wingdings" w:hint="default"/>
+        <w:sz w:val="20"/>
+      </w:rPr>
+    </w:lvl>
+    <w:lvl w:ilvl="3" w:tentative="1">
+      <w:start w:val="1"/>
+      <w:numFmt w:val="bullet"/>
+      <w:lvlText w:val=""/>
+      <w:lvlJc w:val="left"/>
+      <w:pPr>
+        <w:tabs>
+          <w:tab w:val="num" w:pos="2880"/>
+        </w:tabs>
+        <w:ind w:left="2880" w:hanging="360"/>
+      </w:pPr>
+      <w:rPr>
+        <w:rFonts w:ascii="Wingdings" w:hAnsi="Wingdings" w:hint="default"/>
+        <w:sz w:val="20"/>
+      </w:rPr>
+    </w:lvl>
+    <w:lvl w:ilvl="4" w:tentative="1">
+      <w:start w:val="1"/>
+      <w:numFmt w:val="bullet"/>
+      <w:lvlText w:val=""/>
+      <w:lvlJc w:val="left"/>
+      <w:pPr>
+        <w:tabs>
+          <w:tab w:val="num" w:pos="3600"/>
+        </w:tabs>
+        <w:ind w:left="3600" w:hanging="360"/>
+      </w:pPr>
+      <w:rPr>
+        <w:rFonts w:ascii="Wingdings" w:hAnsi="Wingdings" w:hint="default"/>
+        <w:sz w:val="20"/>
+      </w:rPr>
+    </w:lvl>
+    <w:lvl w:ilvl="5" w:tentative="1">
+      <w:start w:val="1"/>
+      <w:numFmt w:val="bullet"/>
+      <w:lvlText w:val=""/>
+      <w:lvlJc w:val="left"/>
+      <w:pPr>
+        <w:tabs>
+          <w:tab w:val="num" w:pos="4320"/>
+        </w:tabs>
+        <w:ind w:left="4320" w:hanging="360"/>
+      </w:pPr>
+      <w:rPr>
+        <w:rFonts w:ascii="Wingdings" w:hAnsi="Wingdings" w:hint="default"/>
+        <w:sz w:val="20"/>
+      </w:rPr>
+    </w:lvl>
+    <w:lvl w:ilvl="6" w:tentative="1">
+      <w:start w:val="1"/>
+      <w:numFmt w:val="bullet"/>
+      <w:lvlText w:val=""/>
+      <w:lvlJc w:val="left"/>
+      <w:pPr>
+        <w:tabs>
+          <w:tab w:val="num" w:pos="5040"/>
+        </w:tabs>
+        <w:ind w:left="5040" w:hanging="360"/>
+      </w:pPr>
+      <w:rPr>
+        <w:rFonts w:ascii="Wingdings" w:hAnsi="Wingdings" w:hint="default"/>
+        <w:sz w:val="20"/>
+      </w:rPr>
+    </w:lvl>
+    <w:lvl w:ilvl="7" w:tentative="1">
+      <w:start w:val="1"/>
+      <w:numFmt w:val="bullet"/>
+      <w:lvlText w:val=""/>
+      <w:lvlJc w:val="left"/>
+      <w:pPr>
+        <w:tabs>
+          <w:tab w:val="num" w:pos="5760"/>
+        </w:tabs>
+        <w:ind w:left="5760" w:hanging="360"/>
+      </w:pPr>
+      <w:rPr>
+        <w:rFonts w:ascii="Wingdings" w:hAnsi="Wingdings" w:hint="default"/>
+        <w:sz w:val="20"/>
+      </w:rPr>
+    </w:lvl>
+    <w:lvl w:ilvl="8" w:tentative="1">
+      <w:start w:val="1"/>
+      <w:numFmt w:val="bullet"/>
+      <w:lvlText w:val=""/>
+      <w:lvlJc w:val="left"/>
+      <w:pPr>
+        <w:tabs>
+          <w:tab w:val="num" w:pos="6480"/>
+        </w:tabs>
+        <w:ind w:left="6480" w:hanging="360"/>
+      </w:pPr>
+      <w:rPr>
+        <w:rFonts w:ascii="Wingdings" w:hAnsi="Wingdings" w:hint="default"/>
+        <w:sz w:val="20"/>
+      </w:rPr>
+    </w:lvl>
+  </w:abstractNum>
+  <w:abstractNum w:abstractNumId="2" w15:restartNumberingAfterBreak="0">
+    <w:nsid w:val="64F72E70"/>
+    <w:multiLevelType w:val="multilevel"/>
+    <w:tmpl w:val="6AFCD8C0"/>
+    <w:lvl w:ilvl="0">
+      <w:start w:val="1"/>
+      <w:numFmt w:val="bullet"/>
+      <w:lvlText w:val=""/>
+      <w:lvlJc w:val="left"/>
+      <w:pPr>
+        <w:tabs>
+          <w:tab w:val="num" w:pos="720"/>
+        </w:tabs>
+        <w:ind w:left="720" w:hanging="360"/>
+      </w:pPr>
+      <w:rPr>
+        <w:rFonts w:ascii="Symbol" w:hAnsi="Symbol" w:hint="default"/>
+        <w:sz w:val="20"/>
+      </w:rPr>
+    </w:lvl>
+    <w:lvl w:ilvl="1">
+      <w:start w:val="1"/>
+      <w:numFmt w:val="bullet"/>
+      <w:lvlText w:val="o"/>
+      <w:lvlJc w:val="left"/>
+      <w:pPr>
+        <w:tabs>
+          <w:tab w:val="num" w:pos="1440"/>
+        </w:tabs>
+        <w:ind w:left="1440" w:hanging="360"/>
+      </w:pPr>
+      <w:rPr>
+        <w:rFonts w:ascii="Courier New" w:hAnsi="Courier New" w:hint="default"/>
+        <w:sz w:val="20"/>
+      </w:rPr>
+    </w:lvl>
+    <w:lvl w:ilvl="2" w:tentative="1">
+      <w:start w:val="1"/>
+      <w:numFmt w:val="bullet"/>
+      <w:lvlText w:val=""/>
+      <w:lvlJc w:val="left"/>
+      <w:pPr>
+        <w:tabs>
+          <w:tab w:val="num" w:pos="2160"/>
+        </w:tabs>
+        <w:ind w:left="2160" w:hanging="360"/>
+      </w:pPr>
+      <w:rPr>
+        <w:rFonts w:ascii="Wingdings" w:hAnsi="Wingdings" w:hint="default"/>
+        <w:sz w:val="20"/>
+      </w:rPr>
+    </w:lvl>
+    <w:lvl w:ilvl="3" w:tentative="1">
+      <w:start w:val="1"/>
+      <w:numFmt w:val="bullet"/>
+      <w:lvlText w:val=""/>
+      <w:lvlJc w:val="left"/>
+      <w:pPr>
+        <w:tabs>
+          <w:tab w:val="num" w:pos="2880"/>
+        </w:tabs>
+        <w:ind w:left="2880" w:hanging="360"/>
+      </w:pPr>
+      <w:rPr>
+        <w:rFonts w:ascii="Wingdings" w:hAnsi="Wingdings" w:hint="default"/>
+        <w:sz w:val="20"/>
+      </w:rPr>
+    </w:lvl>
+    <w:lvl w:ilvl="4" w:tentative="1">
+      <w:start w:val="1"/>
+      <w:numFmt w:val="bullet"/>
+      <w:lvlText w:val=""/>
+      <w:lvlJc w:val="left"/>
+      <w:pPr>
+        <w:tabs>
+          <w:tab w:val="num" w:pos="3600"/>
+        </w:tabs>
+        <w:ind w:left="3600" w:hanging="360"/>
+      </w:pPr>
+      <w:rPr>
+        <w:rFonts w:ascii="Wingdings" w:hAnsi="Wingdings" w:hint="default"/>
+        <w:sz w:val="20"/>
+      </w:rPr>
+    </w:lvl>
+    <w:lvl w:ilvl="5" w:tentative="1">
+      <w:start w:val="1"/>
+      <w:numFmt w:val="bullet"/>
+      <w:lvlText w:val=""/>
+      <w:lvlJc w:val="left"/>
+      <w:pPr>
+        <w:tabs>
+          <w:tab w:val="num" w:pos="4320"/>
+        </w:tabs>
+        <w:ind w:left="4320" w:hanging="360"/>
+      </w:pPr>
+      <w:rPr>
+        <w:rFonts w:ascii="Wingdings" w:hAnsi="Wingdings" w:hint="default"/>
+        <w:sz w:val="20"/>
+      </w:rPr>
+    </w:lvl>
+    <w:lvl w:ilvl="6" w:tentative="1">
+      <w:start w:val="1"/>
+      <w:numFmt w:val="bullet"/>
+      <w:lvlText w:val=""/>
+      <w:lvlJc w:val="left"/>
+      <w:pPr>
+        <w:tabs>
+          <w:tab w:val="num" w:pos="5040"/>
+        </w:tabs>
+        <w:ind w:left="5040" w:hanging="360"/>
+      </w:pPr>
+      <w:rPr>
+        <w:rFonts w:ascii="Wingdings" w:hAnsi="Wingdings" w:hint="default"/>
+        <w:sz w:val="20"/>
+      </w:rPr>
+    </w:lvl>
+    <w:lvl w:ilvl="7" w:tentative="1">
+      <w:start w:val="1"/>
+      <w:numFmt w:val="bullet"/>
+      <w:lvlText w:val=""/>
+      <w:lvlJc w:val="left"/>
+      <w:pPr>
+        <w:tabs>
+          <w:tab w:val="num" w:pos="5760"/>
+        </w:tabs>
+        <w:ind w:left="5760" w:hanging="360"/>
+      </w:pPr>
+      <w:rPr>
+        <w:rFonts w:ascii="Wingdings" w:hAnsi="Wingdings" w:hint="default"/>
+        <w:sz w:val="20"/>
+      </w:rPr>
+    </w:lvl>
+    <w:lvl w:ilvl="8" w:tentative="1">
+      <w:start w:val="1"/>
+      <w:numFmt w:val="bullet"/>
+      <w:lvlText w:val=""/>
+      <w:lvlJc w:val="left"/>
+      <w:pPr>
+        <w:tabs>
+          <w:tab w:val="num" w:pos="6480"/>
+        </w:tabs>
+        <w:ind w:left="6480" w:hanging="360"/>
+      </w:pPr>
+      <w:rPr>
+        <w:rFonts w:ascii="Wingdings" w:hAnsi="Wingdings" w:hint="default"/>
+        <w:sz w:val="20"/>
+      </w:rPr>
+    </w:lvl>
+  </w:abstractNum>
+  <w:abstractNum w:abstractNumId="3" w15:restartNumberingAfterBreak="0">
+    <w:nsid w:val="762D5D14"/>
+    <w:multiLevelType w:val="multilevel"/>
+    <w:tmpl w:val="456A5498"/>
+    <w:lvl w:ilvl="0">
+      <w:start w:val="1"/>
+      <w:numFmt w:val="bullet"/>
+      <w:lvlText w:val=""/>
+      <w:lvlJc w:val="left"/>
+      <w:pPr>
+        <w:tabs>
+          <w:tab w:val="num" w:pos="720"/>
+        </w:tabs>
+        <w:ind w:left="720" w:hanging="360"/>
+      </w:pPr>
+      <w:rPr>
+        <w:rFonts w:ascii="Symbol" w:hAnsi="Symbol" w:hint="default"/>
+        <w:sz w:val="20"/>
+      </w:rPr>
+    </w:lvl>
+    <w:lvl w:ilvl="1" w:tentative="1">
+      <w:start w:val="1"/>
+      <w:numFmt w:val="bullet"/>
+      <w:lvlText w:val="o"/>
+      <w:lvlJc w:val="left"/>
+      <w:pPr>
+        <w:tabs>
+          <w:tab w:val="num" w:pos="1440"/>
+        </w:tabs>
+        <w:ind w:left="1440" w:hanging="360"/>
+      </w:pPr>
+      <w:rPr>
+        <w:rFonts w:ascii="Courier New" w:hAnsi="Courier New" w:hint="default"/>
+        <w:sz w:val="20"/>
+      </w:rPr>
+    </w:lvl>
+    <w:lvl w:ilvl="2" w:tentative="1">
+      <w:start w:val="1"/>
+      <w:numFmt w:val="bullet"/>
+      <w:lvlText w:val=""/>
+      <w:lvlJc w:val="left"/>
+      <w:pPr>
+        <w:tabs>
+          <w:tab w:val="num" w:pos="2160"/>
+        </w:tabs>
+        <w:ind w:left="2160" w:hanging="360"/>
+      </w:pPr>
+      <w:rPr>
+        <w:rFonts w:ascii="Wingdings" w:hAnsi="Wingdings" w:hint="default"/>
+        <w:sz w:val="20"/>
+      </w:rPr>
+    </w:lvl>
+    <w:lvl w:ilvl="3" w:tentative="1">
+      <w:start w:val="1"/>
+      <w:numFmt w:val="bullet"/>
+      <w:lvlText w:val=""/>
+      <w:lvlJc w:val="left"/>
+      <w:pPr>
+        <w:tabs>
+          <w:tab w:val="num" w:pos="2880"/>
+        </w:tabs>
+        <w:ind w:left="2880" w:hanging="360"/>
+      </w:pPr>
+      <w:rPr>
+        <w:rFonts w:ascii="Wingdings" w:hAnsi="Wingdings" w:hint="default"/>
+        <w:sz w:val="20"/>
+      </w:rPr>
+    </w:lvl>
+    <w:lvl w:ilvl="4" w:tentative="1">
+      <w:start w:val="1"/>
+      <w:numFmt w:val="bullet"/>
+      <w:lvlText w:val=""/>
+      <w:lvlJc w:val="left"/>
+      <w:pPr>
+        <w:tabs>
+          <w:tab w:val="num" w:pos="3600"/>
+        </w:tabs>
+        <w:ind w:left="3600" w:hanging="360"/>
+      </w:pPr>
+      <w:rPr>
+        <w:rFonts w:ascii="Wingdings" w:hAnsi="Wingdings" w:hint="default"/>
+        <w:sz w:val="20"/>
+      </w:rPr>
+    </w:lvl>
+    <w:lvl w:ilvl="5" w:tentative="1">
+      <w:start w:val="1"/>
+      <w:numFmt w:val="bullet"/>
+      <w:lvlText w:val=""/>
+      <w:lvlJc w:val="left"/>
+      <w:pPr>
+        <w:tabs>
+          <w:tab w:val="num" w:pos="4320"/>
+        </w:tabs>
+        <w:ind w:left="4320" w:hanging="360"/>
+      </w:pPr>
+      <w:rPr>
+        <w:rFonts w:ascii="Wingdings" w:hAnsi="Wingdings" w:hint="default"/>
+        <w:sz w:val="20"/>
+      </w:rPr>
+    </w:lvl>
+    <w:lvl w:ilvl="6" w:tentative="1">
+      <w:start w:val="1"/>
+      <w:numFmt w:val="bullet"/>
+      <w:lvlText w:val=""/>
+      <w:lvlJc w:val="left"/>
+      <w:pPr>
+        <w:tabs>
+          <w:tab w:val="num" w:pos="5040"/>
+        </w:tabs>
+        <w:ind w:left="5040" w:hanging="360"/>
+      </w:pPr>
+      <w:rPr>
+        <w:rFonts w:ascii="Wingdings" w:hAnsi="Wingdings" w:hint="default"/>
+        <w:sz w:val="20"/>
+      </w:rPr>
+    </w:lvl>
+    <w:lvl w:ilvl="7" w:tentative="1">
+      <w:start w:val="1"/>
+      <w:numFmt w:val="bullet"/>
+      <w:lvlText w:val=""/>
+      <w:lvlJc w:val="left"/>
+      <w:pPr>
+        <w:tabs>
+          <w:tab w:val="num" w:pos="5760"/>
+        </w:tabs>
+        <w:ind w:left="5760" w:hanging="360"/>
+      </w:pPr>
+      <w:rPr>
+        <w:rFonts w:ascii="Wingdings" w:hAnsi="Wingdings" w:hint="default"/>
+        <w:sz w:val="20"/>
+      </w:rPr>
+    </w:lvl>
+    <w:lvl w:ilvl="8" w:tentative="1">
+      <w:start w:val="1"/>
+      <w:numFmt w:val="bullet"/>
+      <w:lvlText w:val=""/>
+      <w:lvlJc w:val="left"/>
+      <w:pPr>
+        <w:tabs>
+          <w:tab w:val="num" w:pos="6480"/>
+        </w:tabs>
+        <w:ind w:left="6480" w:hanging="360"/>
+      </w:pPr>
+      <w:rPr>
+        <w:rFonts w:ascii="Wingdings" w:hAnsi="Wingdings" w:hint="default"/>
+        <w:sz w:val="20"/>
+      </w:rPr>
+    </w:lvl>
+  </w:abstractNum>
+  <w:abstractNum w:abstractNumId="4" w15:restartNumberingAfterBreak="0">
+    <w:nsid w:val="7AF71BC2"/>
+    <w:multiLevelType w:val="multilevel"/>
+    <w:tmpl w:val="10AAC752"/>
+    <w:lvl w:ilvl="0">
+      <w:start w:val="1"/>
+      <w:numFmt w:val="bullet"/>
+      <w:lvlText w:val=""/>
+      <w:lvlJc w:val="left"/>
+      <w:pPr>
+        <w:tabs>
+          <w:tab w:val="num" w:pos="720"/>
+        </w:tabs>
+        <w:ind w:left="720" w:hanging="360"/>
+      </w:pPr>
+      <w:rPr>
+        <w:rFonts w:ascii="Symbol" w:hAnsi="Symbol" w:hint="default"/>
+        <w:sz w:val="20"/>
+      </w:rPr>
+    </w:lvl>
+    <w:lvl w:ilvl="1" w:tentative="1">
+      <w:start w:val="1"/>
+      <w:numFmt w:val="bullet"/>
+      <w:lvlText w:val="o"/>
+      <w:lvlJc w:val="left"/>
+      <w:pPr>
+        <w:tabs>
+          <w:tab w:val="num" w:pos="1440"/>
+        </w:tabs>
+        <w:ind w:left="1440" w:hanging="360"/>
+      </w:pPr>
+      <w:rPr>
+        <w:rFonts w:ascii="Courier New" w:hAnsi="Courier New" w:hint="default"/>
+        <w:sz w:val="20"/>
+      </w:rPr>
+    </w:lvl>
+    <w:lvl w:ilvl="2" w:tentative="1">
+      <w:start w:val="1"/>
+      <w:numFmt w:val="bullet"/>
+      <w:lvlText w:val=""/>
+      <w:lvlJc w:val="left"/>
+      <w:pPr>
+        <w:tabs>
+          <w:tab w:val="num" w:pos="2160"/>
+        </w:tabs>
+        <w:ind w:left="2160" w:hanging="360"/>
+      </w:pPr>
+      <w:rPr>
+        <w:rFonts w:ascii="Wingdings" w:hAnsi="Wingdings" w:hint="default"/>
+        <w:sz w:val="20"/>
+      </w:rPr>
+    </w:lvl>
+    <w:lvl w:ilvl="3" w:tentative="1">
+      <w:start w:val="1"/>
+      <w:numFmt w:val="bullet"/>
+      <w:lvlText w:val=""/>
+      <w:lvlJc w:val="left"/>
+      <w:pPr>
+        <w:tabs>
+          <w:tab w:val="num" w:pos="2880"/>
+        </w:tabs>
+        <w:ind w:left="2880" w:hanging="360"/>
+      </w:pPr>
+      <w:rPr>
+        <w:rFonts w:ascii="Wingdings" w:hAnsi="Wingdings" w:hint="default"/>
+        <w:sz w:val="20"/>
+      </w:rPr>
+    </w:lvl>
+    <w:lvl w:ilvl="4" w:tentative="1">
+      <w:start w:val="1"/>
+      <w:numFmt w:val="bullet"/>
+      <w:lvlText w:val=""/>
+      <w:lvlJc w:val="left"/>
+      <w:pPr>
+        <w:tabs>
+          <w:tab w:val="num" w:pos="3600"/>
+        </w:tabs>
+        <w:ind w:left="3600" w:hanging="360"/>
+      </w:pPr>
+      <w:rPr>
+        <w:rFonts w:ascii="Wingdings" w:hAnsi="Wingdings" w:hint="default"/>
+        <w:sz w:val="20"/>
+      </w:rPr>
+    </w:lvl>
+    <w:lvl w:ilvl="5" w:tentative="1">
+      <w:start w:val="1"/>
+      <w:numFmt w:val="bullet"/>
+      <w:lvlText w:val=""/>
+      <w:lvlJc w:val="left"/>
+      <w:pPr>
+        <w:tabs>
+          <w:tab w:val="num" w:pos="4320"/>
+        </w:tabs>
+        <w:ind w:left="4320" w:hanging="360"/>
+      </w:pPr>
+      <w:rPr>
+        <w:rFonts w:ascii="Wingdings" w:hAnsi="Wingdings" w:hint="default"/>
+        <w:sz w:val="20"/>
+      </w:rPr>
+    </w:lvl>
+    <w:lvl w:ilvl="6" w:tentative="1">
+      <w:start w:val="1"/>
+      <w:numFmt w:val="bullet"/>
+      <w:lvlText w:val=""/>
+      <w:lvlJc w:val="left"/>
+      <w:pPr>
+        <w:tabs>
+          <w:tab w:val="num" w:pos="5040"/>
+        </w:tabs>
+        <w:ind w:left="5040" w:hanging="360"/>
+      </w:pPr>
+      <w:rPr>
+        <w:rFonts w:ascii="Wingdings" w:hAnsi="Wingdings" w:hint="default"/>
+        <w:sz w:val="20"/>
+      </w:rPr>
+    </w:lvl>
+    <w:lvl w:ilvl="7" w:tentative="1">
+      <w:start w:val="1"/>
+      <w:numFmt w:val="bullet"/>
+      <w:lvlText w:val=""/>
+      <w:lvlJc w:val="left"/>
+      <w:pPr>
+        <w:tabs>
+          <w:tab w:val="num" w:pos="5760"/>
+        </w:tabs>
+        <w:ind w:left="5760" w:hanging="360"/>
+      </w:pPr>
+      <w:rPr>
+        <w:rFonts w:ascii="Wingdings" w:hAnsi="Wingdings" w:hint="default"/>
+        <w:sz w:val="20"/>
+      </w:rPr>
+    </w:lvl>
+    <w:lvl w:ilvl="8" w:tentative="1">
+      <w:start w:val="1"/>
+      <w:numFmt w:val="bullet"/>
+      <w:lvlText w:val=""/>
+      <w:lvlJc w:val="left"/>
+      <w:pPr>
+        <w:tabs>
+          <w:tab w:val="num" w:pos="6480"/>
+        </w:tabs>
+        <w:ind w:left="6480" w:hanging="360"/>
+      </w:pPr>
+      <w:rPr>
+        <w:rFonts w:ascii="Wingdings" w:hAnsi="Wingdings" w:hint="default"/>
+        <w:sz w:val="20"/>
+      </w:rPr>
+    </w:lvl>
+  </w:abstractNum>
+  <w:num w:numId="1" w16cid:durableId="1659380038">
+    <w:abstractNumId w:val="3"/>
+  </w:num>
+  <w:num w:numId="2" w16cid:durableId="547881835">
+    <w:abstractNumId w:val="2"/>
+  </w:num>
+  <w:num w:numId="3" w16cid:durableId="375589351">
+    <w:abstractNumId w:val="1"/>
+  </w:num>
+  <w:num w:numId="4" w16cid:durableId="2067023226">
+    <w:abstractNumId w:val="4"/>
+  </w:num>
+  <w:num w:numId="5" w16cid:durableId="1435707421">
+    <w:abstractNumId w:val="0"/>
+  </w:num>
+</w:numbering>
+</file>
+
 <file path=word/styles.xml><?xml version="1.0" encoding="utf-8"?>
-<w:styles xmlns:mc="http://schemas.openxmlformats.org/markup-compatibility/2006" xmlns:r="http://schemas.openxmlformats.org/officeDocument/2006/relationships" xmlns:w="http://schemas.openxmlformats.org/wordprocessingml/2006/main" xmlns:w14="http://schemas.microsoft.com/office/word/2010/wordml" xmlns:w15="http://schemas.microsoft.com/office/word/2012/wordml" xmlns:w16cex="http://schemas.microsoft.com/office/word/2018/wordml/cex" xmlns:w16cid="http://schemas.microsoft.com/office/word/2016/wordml/cid" xmlns:w16="http://schemas.microsoft.com/office/word/2018/wordml" xmlns:w16sdtdh="http://schemas.microsoft.com/office/word/2020/wordml/sdtdatahash" xmlns:w16se="http://schemas.microsoft.com/office/word/2015/wordml/symex" mc:Ignorable="w14 w15 w16se w16cid w16 w16cex w16sdtdh">
+<w:styles xmlns:mc="http://schemas.openxmlformats.org/markup-compatibility/2006" xmlns:r="http://schemas.openxmlformats.org/officeDocument/2006/relationships" xmlns:w="http://schemas.openxmlformats.org/wordprocessingml/2006/main" xmlns:w14="http://schemas.microsoft.com/office/word/2010/wordml" xmlns:w15="http://schemas.microsoft.com/office/word/2012/wordml" xmlns:w16cex="http://schemas.microsoft.com/office/word/2018/wordml/cex" xmlns:w16cid="http://schemas.microsoft.com/office/word/2016/wordml/cid" xmlns:w16="http://schemas.microsoft.com/office/word/2018/wordml" xmlns:w16du="http://schemas.microsoft.com/office/word/2023/wordml/word16du" xmlns:w16sdtdh="http://schemas.microsoft.com/office/word/2020/wordml/sdtdatahash" xmlns:w16sdtfl="http://schemas.microsoft.com/office/word/2024/wordml/sdtformatlock" xmlns:w16se="http://schemas.microsoft.com/office/word/2015/wordml/symex" mc:Ignorable="w14 w15 w16se w16cid w16 w16cex w16sdtdh w16sdtfl w16du">
   <w:docDefaults>
     <w:rPrDefault>
       <w:rPr>
@@ -860,7 +2723,9 @@
   </w:style>
   <w:style w:type="paragraph" w:styleId="ListParagraph">
     <w:name w:val="List Paragraph"/>
+    <w:aliases w:val="bullet 1,bullet,List Paragraph11,List Paragraph2,Pictures"/>
     <w:basedOn w:val="Normal"/>
+    <w:link w:val="ListParagraphChar"/>
     <w:uiPriority w:val="34"/>
     <w:qFormat/>
     <w:rsid w:val="00C60E8A"/>
@@ -929,6 +2794,14 @@
       <w:color w:val="0F4761" w:themeColor="accent1" w:themeShade="BF"/>
       <w:spacing w:val="5"/>
     </w:rPr>
+  </w:style>
+  <w:style w:type="character" w:customStyle="1" w:styleId="ListParagraphChar">
+    <w:name w:val="List Paragraph Char"/>
+    <w:aliases w:val="bullet 1 Char,bullet Char,List Paragraph11 Char,List Paragraph2 Char,Pictures Char"/>
+    <w:basedOn w:val="DefaultParagraphFont"/>
+    <w:link w:val="ListParagraph"/>
+    <w:uiPriority w:val="34"/>
+    <w:rsid w:val="006D074C"/>
   </w:style>
 </w:styles>
 </file>
